--- a/CÔNG TY TNHH YU QUAN/YuQuan_ThanhLapMoi/Danh Sách Chủ Sở Hữu Hưởng Lợi_Mẫu số 10_DA_DIEN.docx
+++ b/CÔNG TY TNHH YU QUAN/YuQuan_ThanhLapMoi/Danh Sách Chủ Sở Hữu Hưởng Lợi_Mẫu số 10_DA_DIEN.docx
@@ -1063,8 +1063,18 @@
                 <w:szCs w:val="20"/>
                 <w:lang w:val="en-US"/>
               </w:rPr>
-              <w:t>28/06/2022</w:t>
-            </w:r>
+              <w:t>08/04/202</w:t>
+            </w:r>
+            <w:r>
+              <w:rPr>
+                <w:sz w:val="20"/>
+                <w:szCs w:val="20"/>
+                <w:lang w:val="en-US"/>
+              </w:rPr>
+              <w:t>1</w:t>
+            </w:r>
+            <w:bookmarkStart w:id="0" w:name="_GoBack"/>
+            <w:bookmarkEnd w:id="0"/>
             <w:r>
               <w:rPr>
                 <w:sz w:val="20"/>
@@ -1331,25 +1341,16 @@
                 <w:sz w:val="26"/>
                 <w:szCs w:val="26"/>
               </w:rPr>
+              <w:t xml:space="preserve"> ngày</w:t>
+            </w:r>
+            <w:r>
+              <w:rPr>
+                <w:rFonts w:ascii="Times New Roman" w:eastAsia="Calibri" w:hAnsi="Times New Roman" w:cs="Times New Roman"/>
+                <w:sz w:val="26"/>
+                <w:szCs w:val="26"/>
+              </w:rPr>
               <w:t xml:space="preserve"> </w:t>
             </w:r>
-            <w:bookmarkStart w:id="0" w:name="_GoBack"/>
-            <w:r>
-              <w:rPr>
-                <w:rFonts w:ascii="Times New Roman" w:eastAsia="Calibri" w:hAnsi="Times New Roman" w:cs="Times New Roman"/>
-                <w:sz w:val="26"/>
-                <w:szCs w:val="26"/>
-              </w:rPr>
-              <w:t>ngày</w:t>
-            </w:r>
-            <w:r>
-              <w:rPr>
-                <w:rFonts w:ascii="Times New Roman" w:eastAsia="Calibri" w:hAnsi="Times New Roman" w:cs="Times New Roman"/>
-                <w:sz w:val="26"/>
-                <w:szCs w:val="26"/>
-              </w:rPr>
-              <w:t xml:space="preserve"> </w:t>
-            </w:r>
             <w:r>
               <w:rPr>
                 <w:rFonts w:ascii="Times New Roman" w:eastAsia="Calibri" w:hAnsi="Times New Roman" w:cs="Times New Roman"/>
@@ -1390,7 +1391,6 @@
               </w:rPr>
               <w:t>2026</w:t>
             </w:r>
-            <w:bookmarkEnd w:id="0"/>
           </w:p>
           <w:p>
             <w:pPr>
